--- a/recursos/EP01-ACCESO-Y-DESCUBRIMIENTO/00 - Mapa tecnico maestro EP01.docx
+++ b/recursos/EP01-ACCESO-Y-DESCUBRIMIENTO/00 - Mapa tecnico maestro EP01.docx
@@ -120,7 +120,7 @@
           <w:rFonts w:ascii="Consolas" w:hAnsi="Consolas"/>
           <w:sz w:val="19"/>
         </w:rPr>
-        <w:t>esejur</w:t>
+        <w:t>public</w:t>
       </w:r>
       <w:r>
         <w:rPr>
@@ -378,7 +378,7 @@
         <w:rPr>
           <w:rFonts w:ascii="Arial" w:hAnsi="Arial"/>
         </w:rPr>
-        <w:t xml:space="preserve">•  El esquema se crea con los SQL ubicados en el backend bajo </w:t>
+        <w:t xml:space="preserve">•  Las tablas se crean con los SQL ubicados en el backend bajo </w:t>
       </w:r>
       <w:r>
         <w:rPr>
@@ -386,6 +386,19 @@
           <w:sz w:val="19"/>
         </w:rPr>
         <w:t>sql/EP01-ACCESO-Y-DESCUBRIMIENTO</w:t>
+      </w:r>
+      <w:r>
+        <w:rPr>
+          <w:rFonts w:ascii="Arial" w:hAnsi="Arial"/>
+        </w:rPr>
+        <w:t xml:space="preserve">, en el esquema </w:t>
+      </w:r>
+      <w:r>
+        <w:rPr>
+          <w:rFonts w:ascii="Consolas" w:hAnsi="Consolas"/>
+          <w:sz w:val="19"/>
+        </w:rPr>
+        <w:t>public</w:t>
       </w:r>
       <w:r>
         <w:rPr>
@@ -2453,7 +2466,7 @@
           <w:rFonts w:ascii="Consolas" w:hAnsi="Consolas"/>
           <w:sz w:val="19"/>
         </w:rPr>
-        <w:t>esejur</w:t>
+        <w:t>public</w:t>
       </w:r>
       <w:r>
         <w:rPr>
@@ -6010,7 +6023,7 @@
           <w:color w:val="1A1A1A"/>
           <w:sz w:val="18"/>
         </w:rPr>
-        <w:t>@Table(name = "rol", schema = "esejur")</w:t>
+        <w:t>@Table(name = "rol")</w:t>
         <w:br/>
       </w:r>
       <w:r>
